--- a/Sandeep_R003_Growth_Opportunity.docx
+++ b/Sandeep_R003_Growth_Opportunity.docx
@@ -15,7 +15,6 @@
           <w:rFonts w:ascii="Times New Roman" w:hAnsi="Times New Roman" w:cs="Times New Roman"/>
           <w:b/>
           <w:bCs/>
-          <w:color w:val="1F2D3D"/>
           <w:sz w:val="32"/>
           <w:szCs w:val="32"/>
         </w:rPr>
@@ -33,7 +32,6 @@
       <w:r>
         <w:rPr>
           <w:rFonts w:ascii="Times New Roman" w:hAnsi="Times New Roman" w:cs="Times New Roman"/>
-          <w:color w:val="444444"/>
           <w:sz w:val="24"/>
           <w:szCs w:val="24"/>
         </w:rPr>
@@ -43,7 +41,6 @@
       <w:r>
         <w:rPr>
           <w:rFonts w:ascii="Times New Roman" w:hAnsi="Times New Roman" w:cs="Times New Roman"/>
-          <w:color w:val="444444"/>
           <w:sz w:val="24"/>
           <w:szCs w:val="24"/>
         </w:rPr>
@@ -53,7 +50,6 @@
       <w:r>
         <w:rPr>
           <w:rFonts w:ascii="Times New Roman" w:hAnsi="Times New Roman" w:cs="Times New Roman"/>
-          <w:color w:val="444444"/>
           <w:sz w:val="24"/>
           <w:szCs w:val="24"/>
         </w:rPr>
@@ -73,7 +69,6 @@
           <w:rFonts w:ascii="Times New Roman" w:hAnsi="Times New Roman" w:cs="Times New Roman"/>
           <w:b/>
           <w:bCs/>
-          <w:color w:val="2E4057"/>
           <w:sz w:val="24"/>
           <w:szCs w:val="24"/>
         </w:rPr>
@@ -91,7 +86,6 @@
       <w:r>
         <w:rPr>
           <w:rFonts w:ascii="Times New Roman" w:hAnsi="Times New Roman" w:cs="Times New Roman"/>
-          <w:color w:val="666666"/>
         </w:rPr>
         <w:t>Risk Assigned: R-003 — Streaming Growth Opportunity (Positive Risk)</w:t>
       </w:r>
@@ -108,7 +102,6 @@
           <w:rFonts w:ascii="Times New Roman" w:hAnsi="Times New Roman" w:cs="Times New Roman"/>
           <w:b/>
           <w:bCs/>
-          <w:color w:val="1F2D3D"/>
           <w:sz w:val="26"/>
           <w:szCs w:val="26"/>
         </w:rPr>
@@ -137,12 +130,6 @@
         <w:gridCol w:w="7360"/>
       </w:tblGrid>
       <w:tr>
-        <w:tblPrEx>
-          <w:tblCellMar>
-            <w:top w:w="0" w:type="dxa"/>
-            <w:bottom w:w="0" w:type="dxa"/>
-          </w:tblCellMar>
-        </w:tblPrEx>
         <w:tc>
           <w:tcPr>
             <w:tcW w:w="2000" w:type="dxa"/>
@@ -152,7 +139,6 @@
               <w:bottom w:val="single" w:sz="1" w:space="0" w:color="AAAAAA"/>
               <w:right w:val="single" w:sz="1" w:space="0" w:color="AAAAAA"/>
             </w:tcBorders>
-            <w:shd w:val="clear" w:color="auto" w:fill="1F2D3D"/>
             <w:tcMar>
               <w:top w:w="100" w:type="dxa"/>
               <w:left w:w="150" w:type="dxa"/>
@@ -173,7 +159,6 @@
                 <w:rFonts w:ascii="Times New Roman" w:hAnsi="Times New Roman" w:cs="Times New Roman"/>
                 <w:b/>
                 <w:bCs/>
-                <w:color w:val="FFFFFF"/>
                 <w:sz w:val="20"/>
                 <w:szCs w:val="20"/>
               </w:rPr>
@@ -190,7 +175,6 @@
               <w:bottom w:val="single" w:sz="1" w:space="0" w:color="AAAAAA"/>
               <w:right w:val="single" w:sz="1" w:space="0" w:color="AAAAAA"/>
             </w:tcBorders>
-            <w:shd w:val="clear" w:color="auto" w:fill="1F2D3D"/>
             <w:tcMar>
               <w:top w:w="100" w:type="dxa"/>
               <w:left w:w="150" w:type="dxa"/>
@@ -211,7 +195,6 @@
                 <w:rFonts w:ascii="Times New Roman" w:hAnsi="Times New Roman" w:cs="Times New Roman"/>
                 <w:b/>
                 <w:bCs/>
-                <w:color w:val="FFFFFF"/>
                 <w:sz w:val="20"/>
                 <w:szCs w:val="20"/>
               </w:rPr>
@@ -221,12 +204,6 @@
         </w:tc>
       </w:tr>
       <w:tr>
-        <w:tblPrEx>
-          <w:tblCellMar>
-            <w:top w:w="0" w:type="dxa"/>
-            <w:bottom w:w="0" w:type="dxa"/>
-          </w:tblCellMar>
-        </w:tblPrEx>
         <w:tc>
           <w:tcPr>
             <w:tcW w:w="2000" w:type="dxa"/>
@@ -236,7 +213,6 @@
               <w:bottom w:val="single" w:sz="1" w:space="0" w:color="CCCCCC"/>
               <w:right w:val="single" w:sz="1" w:space="0" w:color="CCCCCC"/>
             </w:tcBorders>
-            <w:shd w:val="clear" w:color="auto" w:fill="D7F0D7"/>
             <w:tcMar>
               <w:top w:w="100" w:type="dxa"/>
               <w:left w:w="150" w:type="dxa"/>
@@ -272,7 +248,6 @@
               <w:bottom w:val="single" w:sz="1" w:space="0" w:color="CCCCCC"/>
               <w:right w:val="single" w:sz="1" w:space="0" w:color="CCCCCC"/>
             </w:tcBorders>
-            <w:shd w:val="clear" w:color="auto" w:fill="F0FFF0"/>
             <w:tcMar>
               <w:top w:w="100" w:type="dxa"/>
               <w:left w:w="150" w:type="dxa"/>
@@ -299,12 +274,6 @@
         </w:tc>
       </w:tr>
       <w:tr>
-        <w:tblPrEx>
-          <w:tblCellMar>
-            <w:top w:w="0" w:type="dxa"/>
-            <w:bottom w:w="0" w:type="dxa"/>
-          </w:tblCellMar>
-        </w:tblPrEx>
         <w:tc>
           <w:tcPr>
             <w:tcW w:w="2000" w:type="dxa"/>
@@ -314,7 +283,6 @@
               <w:bottom w:val="single" w:sz="1" w:space="0" w:color="CCCCCC"/>
               <w:right w:val="single" w:sz="1" w:space="0" w:color="CCCCCC"/>
             </w:tcBorders>
-            <w:shd w:val="clear" w:color="auto" w:fill="D7F0D7"/>
             <w:tcMar>
               <w:top w:w="100" w:type="dxa"/>
               <w:left w:w="150" w:type="dxa"/>
@@ -350,7 +318,6 @@
               <w:bottom w:val="single" w:sz="1" w:space="0" w:color="CCCCCC"/>
               <w:right w:val="single" w:sz="1" w:space="0" w:color="CCCCCC"/>
             </w:tcBorders>
-            <w:shd w:val="clear" w:color="auto" w:fill="F0FFF0"/>
             <w:tcMar>
               <w:top w:w="100" w:type="dxa"/>
               <w:left w:w="150" w:type="dxa"/>
@@ -377,12 +344,6 @@
         </w:tc>
       </w:tr>
       <w:tr>
-        <w:tblPrEx>
-          <w:tblCellMar>
-            <w:top w:w="0" w:type="dxa"/>
-            <w:bottom w:w="0" w:type="dxa"/>
-          </w:tblCellMar>
-        </w:tblPrEx>
         <w:tc>
           <w:tcPr>
             <w:tcW w:w="2000" w:type="dxa"/>
@@ -392,7 +353,6 @@
               <w:bottom w:val="single" w:sz="1" w:space="0" w:color="CCCCCC"/>
               <w:right w:val="single" w:sz="1" w:space="0" w:color="CCCCCC"/>
             </w:tcBorders>
-            <w:shd w:val="clear" w:color="auto" w:fill="D7F0D7"/>
             <w:tcMar>
               <w:top w:w="100" w:type="dxa"/>
               <w:left w:w="150" w:type="dxa"/>
@@ -428,7 +388,6 @@
               <w:bottom w:val="single" w:sz="1" w:space="0" w:color="CCCCCC"/>
               <w:right w:val="single" w:sz="1" w:space="0" w:color="CCCCCC"/>
             </w:tcBorders>
-            <w:shd w:val="clear" w:color="auto" w:fill="F0FFF0"/>
             <w:tcMar>
               <w:top w:w="100" w:type="dxa"/>
               <w:left w:w="150" w:type="dxa"/>
@@ -455,12 +414,6 @@
         </w:tc>
       </w:tr>
       <w:tr>
-        <w:tblPrEx>
-          <w:tblCellMar>
-            <w:top w:w="0" w:type="dxa"/>
-            <w:bottom w:w="0" w:type="dxa"/>
-          </w:tblCellMar>
-        </w:tblPrEx>
         <w:tc>
           <w:tcPr>
             <w:tcW w:w="2000" w:type="dxa"/>
@@ -470,7 +423,6 @@
               <w:bottom w:val="single" w:sz="1" w:space="0" w:color="CCCCCC"/>
               <w:right w:val="single" w:sz="1" w:space="0" w:color="CCCCCC"/>
             </w:tcBorders>
-            <w:shd w:val="clear" w:color="auto" w:fill="D7F0D7"/>
             <w:tcMar>
               <w:top w:w="100" w:type="dxa"/>
               <w:left w:w="150" w:type="dxa"/>
@@ -506,7 +458,6 @@
               <w:bottom w:val="single" w:sz="1" w:space="0" w:color="CCCCCC"/>
               <w:right w:val="single" w:sz="1" w:space="0" w:color="CCCCCC"/>
             </w:tcBorders>
-            <w:shd w:val="clear" w:color="auto" w:fill="F0FFF0"/>
             <w:tcMar>
               <w:top w:w="100" w:type="dxa"/>
               <w:left w:w="150" w:type="dxa"/>
@@ -533,12 +484,6 @@
         </w:tc>
       </w:tr>
       <w:tr>
-        <w:tblPrEx>
-          <w:tblCellMar>
-            <w:top w:w="0" w:type="dxa"/>
-            <w:bottom w:w="0" w:type="dxa"/>
-          </w:tblCellMar>
-        </w:tblPrEx>
         <w:tc>
           <w:tcPr>
             <w:tcW w:w="2000" w:type="dxa"/>
@@ -548,7 +493,6 @@
               <w:bottom w:val="single" w:sz="1" w:space="0" w:color="CCCCCC"/>
               <w:right w:val="single" w:sz="1" w:space="0" w:color="CCCCCC"/>
             </w:tcBorders>
-            <w:shd w:val="clear" w:color="auto" w:fill="D7F0D7"/>
             <w:tcMar>
               <w:top w:w="100" w:type="dxa"/>
               <w:left w:w="150" w:type="dxa"/>
@@ -584,7 +528,6 @@
               <w:bottom w:val="single" w:sz="1" w:space="0" w:color="CCCCCC"/>
               <w:right w:val="single" w:sz="1" w:space="0" w:color="CCCCCC"/>
             </w:tcBorders>
-            <w:shd w:val="clear" w:color="auto" w:fill="F0FFF0"/>
             <w:tcMar>
               <w:top w:w="100" w:type="dxa"/>
               <w:left w:w="150" w:type="dxa"/>
@@ -665,12 +608,6 @@
         </w:tc>
       </w:tr>
       <w:tr>
-        <w:tblPrEx>
-          <w:tblCellMar>
-            <w:top w:w="0" w:type="dxa"/>
-            <w:bottom w:w="0" w:type="dxa"/>
-          </w:tblCellMar>
-        </w:tblPrEx>
         <w:tc>
           <w:tcPr>
             <w:tcW w:w="2000" w:type="dxa"/>
@@ -680,7 +617,6 @@
               <w:bottom w:val="single" w:sz="1" w:space="0" w:color="CCCCCC"/>
               <w:right w:val="single" w:sz="1" w:space="0" w:color="CCCCCC"/>
             </w:tcBorders>
-            <w:shd w:val="clear" w:color="auto" w:fill="D7F0D7"/>
             <w:tcMar>
               <w:top w:w="100" w:type="dxa"/>
               <w:left w:w="150" w:type="dxa"/>
@@ -716,7 +652,6 @@
               <w:bottom w:val="single" w:sz="1" w:space="0" w:color="CCCCCC"/>
               <w:right w:val="single" w:sz="1" w:space="0" w:color="CCCCCC"/>
             </w:tcBorders>
-            <w:shd w:val="clear" w:color="auto" w:fill="F0FFF0"/>
             <w:tcMar>
               <w:top w:w="100" w:type="dxa"/>
               <w:left w:w="150" w:type="dxa"/>
@@ -761,12 +696,6 @@
         </w:tc>
       </w:tr>
       <w:tr>
-        <w:tblPrEx>
-          <w:tblCellMar>
-            <w:top w:w="0" w:type="dxa"/>
-            <w:bottom w:w="0" w:type="dxa"/>
-          </w:tblCellMar>
-        </w:tblPrEx>
         <w:tc>
           <w:tcPr>
             <w:tcW w:w="2000" w:type="dxa"/>
@@ -776,7 +705,6 @@
               <w:bottom w:val="single" w:sz="1" w:space="0" w:color="CCCCCC"/>
               <w:right w:val="single" w:sz="1" w:space="0" w:color="CCCCCC"/>
             </w:tcBorders>
-            <w:shd w:val="clear" w:color="auto" w:fill="D7F0D7"/>
             <w:tcMar>
               <w:top w:w="100" w:type="dxa"/>
               <w:left w:w="150" w:type="dxa"/>
@@ -812,7 +740,6 @@
               <w:bottom w:val="single" w:sz="1" w:space="0" w:color="CCCCCC"/>
               <w:right w:val="single" w:sz="1" w:space="0" w:color="CCCCCC"/>
             </w:tcBorders>
-            <w:shd w:val="clear" w:color="auto" w:fill="F0FFF0"/>
             <w:tcMar>
               <w:top w:w="100" w:type="dxa"/>
               <w:left w:w="150" w:type="dxa"/>
@@ -935,12 +862,6 @@
         </w:tc>
       </w:tr>
       <w:tr>
-        <w:tblPrEx>
-          <w:tblCellMar>
-            <w:top w:w="0" w:type="dxa"/>
-            <w:bottom w:w="0" w:type="dxa"/>
-          </w:tblCellMar>
-        </w:tblPrEx>
         <w:tc>
           <w:tcPr>
             <w:tcW w:w="2000" w:type="dxa"/>
@@ -950,7 +871,6 @@
               <w:bottom w:val="single" w:sz="1" w:space="0" w:color="CCCCCC"/>
               <w:right w:val="single" w:sz="1" w:space="0" w:color="CCCCCC"/>
             </w:tcBorders>
-            <w:shd w:val="clear" w:color="auto" w:fill="D7F0D7"/>
             <w:tcMar>
               <w:top w:w="100" w:type="dxa"/>
               <w:left w:w="150" w:type="dxa"/>
@@ -987,7 +907,6 @@
               <w:bottom w:val="single" w:sz="1" w:space="0" w:color="CCCCCC"/>
               <w:right w:val="single" w:sz="1" w:space="0" w:color="CCCCCC"/>
             </w:tcBorders>
-            <w:shd w:val="clear" w:color="auto" w:fill="007700"/>
             <w:tcMar>
               <w:top w:w="100" w:type="dxa"/>
               <w:left w:w="150" w:type="dxa"/>
@@ -1008,7 +927,6 @@
                 <w:rFonts w:ascii="Times New Roman" w:hAnsi="Times New Roman" w:cs="Times New Roman"/>
                 <w:b/>
                 <w:bCs/>
-                <w:color w:val="FFFFFF"/>
               </w:rPr>
               <w:t>4 out of 5</w:t>
             </w:r>
@@ -1016,12 +934,6 @@
         </w:tc>
       </w:tr>
       <w:tr>
-        <w:tblPrEx>
-          <w:tblCellMar>
-            <w:top w:w="0" w:type="dxa"/>
-            <w:bottom w:w="0" w:type="dxa"/>
-          </w:tblCellMar>
-        </w:tblPrEx>
         <w:tc>
           <w:tcPr>
             <w:tcW w:w="2000" w:type="dxa"/>
@@ -1031,7 +943,6 @@
               <w:bottom w:val="single" w:sz="1" w:space="0" w:color="CCCCCC"/>
               <w:right w:val="single" w:sz="1" w:space="0" w:color="CCCCCC"/>
             </w:tcBorders>
-            <w:shd w:val="clear" w:color="auto" w:fill="D7F0D7"/>
             <w:tcMar>
               <w:top w:w="100" w:type="dxa"/>
               <w:left w:w="150" w:type="dxa"/>
@@ -1067,7 +978,6 @@
               <w:bottom w:val="single" w:sz="1" w:space="0" w:color="CCCCCC"/>
               <w:right w:val="single" w:sz="1" w:space="0" w:color="CCCCCC"/>
             </w:tcBorders>
-            <w:shd w:val="clear" w:color="auto" w:fill="007700"/>
             <w:tcMar>
               <w:top w:w="100" w:type="dxa"/>
               <w:left w:w="150" w:type="dxa"/>
@@ -1088,7 +998,6 @@
                 <w:rFonts w:ascii="Times New Roman" w:hAnsi="Times New Roman" w:cs="Times New Roman"/>
                 <w:b/>
                 <w:bCs/>
-                <w:color w:val="FFFFFF"/>
               </w:rPr>
               <w:t>5 out of 5</w:t>
             </w:r>
@@ -1096,12 +1005,6 @@
         </w:tc>
       </w:tr>
       <w:tr>
-        <w:tblPrEx>
-          <w:tblCellMar>
-            <w:top w:w="0" w:type="dxa"/>
-            <w:bottom w:w="0" w:type="dxa"/>
-          </w:tblCellMar>
-        </w:tblPrEx>
         <w:tc>
           <w:tcPr>
             <w:tcW w:w="2000" w:type="dxa"/>
@@ -1111,7 +1014,6 @@
               <w:bottom w:val="single" w:sz="1" w:space="0" w:color="CCCCCC"/>
               <w:right w:val="single" w:sz="1" w:space="0" w:color="CCCCCC"/>
             </w:tcBorders>
-            <w:shd w:val="clear" w:color="auto" w:fill="D7F0D7"/>
             <w:tcMar>
               <w:top w:w="100" w:type="dxa"/>
               <w:left w:w="150" w:type="dxa"/>
@@ -1147,7 +1049,6 @@
               <w:bottom w:val="single" w:sz="1" w:space="0" w:color="CCCCCC"/>
               <w:right w:val="single" w:sz="1" w:space="0" w:color="CCCCCC"/>
             </w:tcBorders>
-            <w:shd w:val="clear" w:color="auto" w:fill="005500"/>
             <w:tcMar>
               <w:top w:w="100" w:type="dxa"/>
               <w:left w:w="150" w:type="dxa"/>
@@ -1168,7 +1069,6 @@
                 <w:rFonts w:ascii="Times New Roman" w:hAnsi="Times New Roman" w:cs="Times New Roman"/>
                 <w:b/>
                 <w:bCs/>
-                <w:color w:val="FFFFFF"/>
               </w:rPr>
               <w:t>20 — HIGH OPPORTUNITY</w:t>
             </w:r>
@@ -1176,12 +1076,6 @@
         </w:tc>
       </w:tr>
       <w:tr>
-        <w:tblPrEx>
-          <w:tblCellMar>
-            <w:top w:w="0" w:type="dxa"/>
-            <w:bottom w:w="0" w:type="dxa"/>
-          </w:tblCellMar>
-        </w:tblPrEx>
         <w:tc>
           <w:tcPr>
             <w:tcW w:w="2000" w:type="dxa"/>
@@ -1191,7 +1085,6 @@
               <w:bottom w:val="single" w:sz="1" w:space="0" w:color="CCCCCC"/>
               <w:right w:val="single" w:sz="1" w:space="0" w:color="CCCCCC"/>
             </w:tcBorders>
-            <w:shd w:val="clear" w:color="auto" w:fill="D7F0D7"/>
             <w:tcMar>
               <w:top w:w="100" w:type="dxa"/>
               <w:left w:w="150" w:type="dxa"/>
@@ -1227,7 +1120,6 @@
               <w:bottom w:val="single" w:sz="1" w:space="0" w:color="CCCCCC"/>
               <w:right w:val="single" w:sz="1" w:space="0" w:color="CCCCCC"/>
             </w:tcBorders>
-            <w:shd w:val="clear" w:color="auto" w:fill="007700"/>
             <w:tcMar>
               <w:top w:w="100" w:type="dxa"/>
               <w:left w:w="150" w:type="dxa"/>
@@ -1248,7 +1140,6 @@
                 <w:rFonts w:ascii="Times New Roman" w:hAnsi="Times New Roman" w:cs="Times New Roman"/>
                 <w:b/>
                 <w:bCs/>
-                <w:color w:val="FFFFFF"/>
               </w:rPr>
               <w:t>H</w:t>
             </w:r>
@@ -1256,12 +1147,6 @@
         </w:tc>
       </w:tr>
       <w:tr>
-        <w:tblPrEx>
-          <w:tblCellMar>
-            <w:top w:w="0" w:type="dxa"/>
-            <w:bottom w:w="0" w:type="dxa"/>
-          </w:tblCellMar>
-        </w:tblPrEx>
         <w:tc>
           <w:tcPr>
             <w:tcW w:w="2000" w:type="dxa"/>
@@ -1271,7 +1156,6 @@
               <w:bottom w:val="single" w:sz="1" w:space="0" w:color="CCCCCC"/>
               <w:right w:val="single" w:sz="1" w:space="0" w:color="CCCCCC"/>
             </w:tcBorders>
-            <w:shd w:val="clear" w:color="auto" w:fill="D7F0D7"/>
             <w:tcMar>
               <w:top w:w="100" w:type="dxa"/>
               <w:left w:w="150" w:type="dxa"/>
@@ -1307,7 +1191,6 @@
               <w:bottom w:val="single" w:sz="1" w:space="0" w:color="CCCCCC"/>
               <w:right w:val="single" w:sz="1" w:space="0" w:color="CCCCCC"/>
             </w:tcBorders>
-            <w:shd w:val="clear" w:color="auto" w:fill="F0FFF0"/>
             <w:tcMar>
               <w:top w:w="100" w:type="dxa"/>
               <w:left w:w="150" w:type="dxa"/>
@@ -1334,12 +1217,6 @@
         </w:tc>
       </w:tr>
       <w:tr>
-        <w:tblPrEx>
-          <w:tblCellMar>
-            <w:top w:w="0" w:type="dxa"/>
-            <w:bottom w:w="0" w:type="dxa"/>
-          </w:tblCellMar>
-        </w:tblPrEx>
         <w:tc>
           <w:tcPr>
             <w:tcW w:w="2000" w:type="dxa"/>
@@ -1349,7 +1226,6 @@
               <w:bottom w:val="single" w:sz="1" w:space="0" w:color="CCCCCC"/>
               <w:right w:val="single" w:sz="1" w:space="0" w:color="CCCCCC"/>
             </w:tcBorders>
-            <w:shd w:val="clear" w:color="auto" w:fill="D7F0D7"/>
             <w:tcMar>
               <w:top w:w="100" w:type="dxa"/>
               <w:left w:w="150" w:type="dxa"/>
@@ -1385,7 +1261,6 @@
               <w:bottom w:val="single" w:sz="1" w:space="0" w:color="CCCCCC"/>
               <w:right w:val="single" w:sz="1" w:space="0" w:color="CCCCCC"/>
             </w:tcBorders>
-            <w:shd w:val="clear" w:color="auto" w:fill="F0FFF0"/>
             <w:tcMar>
               <w:top w:w="100" w:type="dxa"/>
               <w:left w:w="150" w:type="dxa"/>
@@ -1412,12 +1287,6 @@
         </w:tc>
       </w:tr>
       <w:tr>
-        <w:tblPrEx>
-          <w:tblCellMar>
-            <w:top w:w="0" w:type="dxa"/>
-            <w:bottom w:w="0" w:type="dxa"/>
-          </w:tblCellMar>
-        </w:tblPrEx>
         <w:tc>
           <w:tcPr>
             <w:tcW w:w="2000" w:type="dxa"/>
@@ -1427,7 +1296,6 @@
               <w:bottom w:val="single" w:sz="1" w:space="0" w:color="CCCCCC"/>
               <w:right w:val="single" w:sz="1" w:space="0" w:color="CCCCCC"/>
             </w:tcBorders>
-            <w:shd w:val="clear" w:color="auto" w:fill="D7F0D7"/>
             <w:tcMar>
               <w:top w:w="100" w:type="dxa"/>
               <w:left w:w="150" w:type="dxa"/>
@@ -1463,7 +1331,6 @@
               <w:bottom w:val="single" w:sz="1" w:space="0" w:color="CCCCCC"/>
               <w:right w:val="single" w:sz="1" w:space="0" w:color="CCCCCC"/>
             </w:tcBorders>
-            <w:shd w:val="clear" w:color="auto" w:fill="F0FFF0"/>
             <w:tcMar>
               <w:top w:w="100" w:type="dxa"/>
               <w:left w:w="150" w:type="dxa"/>
@@ -1510,7 +1377,6 @@
           <w:rFonts w:ascii="Times New Roman" w:hAnsi="Times New Roman" w:cs="Times New Roman"/>
           <w:b/>
           <w:bCs/>
-          <w:color w:val="1F2D3D"/>
           <w:sz w:val="26"/>
           <w:szCs w:val="26"/>
         </w:rPr>
@@ -1539,12 +1405,6 @@
         <w:gridCol w:w="7360"/>
       </w:tblGrid>
       <w:tr>
-        <w:tblPrEx>
-          <w:tblCellMar>
-            <w:top w:w="0" w:type="dxa"/>
-            <w:bottom w:w="0" w:type="dxa"/>
-          </w:tblCellMar>
-        </w:tblPrEx>
         <w:tc>
           <w:tcPr>
             <w:tcW w:w="2000" w:type="dxa"/>
@@ -1554,7 +1414,6 @@
               <w:bottom w:val="single" w:sz="1" w:space="0" w:color="AAAAAA"/>
               <w:right w:val="single" w:sz="1" w:space="0" w:color="AAAAAA"/>
             </w:tcBorders>
-            <w:shd w:val="clear" w:color="auto" w:fill="1F2D3D"/>
             <w:tcMar>
               <w:top w:w="100" w:type="dxa"/>
               <w:left w:w="150" w:type="dxa"/>
@@ -1575,7 +1434,6 @@
                 <w:rFonts w:ascii="Times New Roman" w:hAnsi="Times New Roman" w:cs="Times New Roman"/>
                 <w:b/>
                 <w:bCs/>
-                <w:color w:val="FFFFFF"/>
                 <w:sz w:val="20"/>
                 <w:szCs w:val="20"/>
               </w:rPr>
@@ -1592,7 +1450,6 @@
               <w:bottom w:val="single" w:sz="1" w:space="0" w:color="AAAAAA"/>
               <w:right w:val="single" w:sz="1" w:space="0" w:color="AAAAAA"/>
             </w:tcBorders>
-            <w:shd w:val="clear" w:color="auto" w:fill="1F2D3D"/>
             <w:tcMar>
               <w:top w:w="100" w:type="dxa"/>
               <w:left w:w="150" w:type="dxa"/>
@@ -1613,7 +1470,6 @@
                 <w:rFonts w:ascii="Times New Roman" w:hAnsi="Times New Roman" w:cs="Times New Roman"/>
                 <w:b/>
                 <w:bCs/>
-                <w:color w:val="FFFFFF"/>
                 <w:sz w:val="20"/>
                 <w:szCs w:val="20"/>
               </w:rPr>
@@ -1623,12 +1479,6 @@
         </w:tc>
       </w:tr>
       <w:tr>
-        <w:tblPrEx>
-          <w:tblCellMar>
-            <w:top w:w="0" w:type="dxa"/>
-            <w:bottom w:w="0" w:type="dxa"/>
-          </w:tblCellMar>
-        </w:tblPrEx>
         <w:tc>
           <w:tcPr>
             <w:tcW w:w="2000" w:type="dxa"/>
@@ -1638,7 +1488,6 @@
               <w:bottom w:val="single" w:sz="1" w:space="0" w:color="CCCCCC"/>
               <w:right w:val="single" w:sz="1" w:space="0" w:color="CCCCCC"/>
             </w:tcBorders>
-            <w:shd w:val="clear" w:color="auto" w:fill="D7F0D7"/>
             <w:tcMar>
               <w:top w:w="100" w:type="dxa"/>
               <w:left w:w="150" w:type="dxa"/>
@@ -1674,7 +1523,6 @@
               <w:bottom w:val="single" w:sz="1" w:space="0" w:color="CCCCCC"/>
               <w:right w:val="single" w:sz="1" w:space="0" w:color="CCCCCC"/>
             </w:tcBorders>
-            <w:shd w:val="clear" w:color="auto" w:fill="F0FFF0"/>
             <w:tcMar>
               <w:top w:w="100" w:type="dxa"/>
               <w:left w:w="150" w:type="dxa"/>
@@ -1719,12 +1567,6 @@
         </w:tc>
       </w:tr>
       <w:tr>
-        <w:tblPrEx>
-          <w:tblCellMar>
-            <w:top w:w="0" w:type="dxa"/>
-            <w:bottom w:w="0" w:type="dxa"/>
-          </w:tblCellMar>
-        </w:tblPrEx>
         <w:tc>
           <w:tcPr>
             <w:tcW w:w="2000" w:type="dxa"/>
@@ -1734,7 +1576,6 @@
               <w:bottom w:val="single" w:sz="1" w:space="0" w:color="CCCCCC"/>
               <w:right w:val="single" w:sz="1" w:space="0" w:color="CCCCCC"/>
             </w:tcBorders>
-            <w:shd w:val="clear" w:color="auto" w:fill="D7F0D7"/>
             <w:tcMar>
               <w:top w:w="100" w:type="dxa"/>
               <w:left w:w="150" w:type="dxa"/>
@@ -1770,7 +1611,6 @@
               <w:bottom w:val="single" w:sz="1" w:space="0" w:color="CCCCCC"/>
               <w:right w:val="single" w:sz="1" w:space="0" w:color="CCCCCC"/>
             </w:tcBorders>
-            <w:shd w:val="clear" w:color="auto" w:fill="F0FFF0"/>
             <w:tcMar>
               <w:top w:w="100" w:type="dxa"/>
               <w:left w:w="150" w:type="dxa"/>
@@ -1815,12 +1655,6 @@
         </w:tc>
       </w:tr>
       <w:tr>
-        <w:tblPrEx>
-          <w:tblCellMar>
-            <w:top w:w="0" w:type="dxa"/>
-            <w:bottom w:w="0" w:type="dxa"/>
-          </w:tblCellMar>
-        </w:tblPrEx>
         <w:tc>
           <w:tcPr>
             <w:tcW w:w="2000" w:type="dxa"/>
@@ -1830,7 +1664,6 @@
               <w:bottom w:val="single" w:sz="1" w:space="0" w:color="CCCCCC"/>
               <w:right w:val="single" w:sz="1" w:space="0" w:color="CCCCCC"/>
             </w:tcBorders>
-            <w:shd w:val="clear" w:color="auto" w:fill="D7F0D7"/>
             <w:tcMar>
               <w:top w:w="100" w:type="dxa"/>
               <w:left w:w="150" w:type="dxa"/>
@@ -1866,7 +1699,6 @@
               <w:bottom w:val="single" w:sz="1" w:space="0" w:color="CCCCCC"/>
               <w:right w:val="single" w:sz="1" w:space="0" w:color="CCCCCC"/>
             </w:tcBorders>
-            <w:shd w:val="clear" w:color="auto" w:fill="F0FFF0"/>
             <w:tcMar>
               <w:top w:w="100" w:type="dxa"/>
               <w:left w:w="150" w:type="dxa"/>
@@ -1893,12 +1725,6 @@
         </w:tc>
       </w:tr>
       <w:tr>
-        <w:tblPrEx>
-          <w:tblCellMar>
-            <w:top w:w="0" w:type="dxa"/>
-            <w:bottom w:w="0" w:type="dxa"/>
-          </w:tblCellMar>
-        </w:tblPrEx>
         <w:tc>
           <w:tcPr>
             <w:tcW w:w="2000" w:type="dxa"/>
@@ -1908,7 +1734,6 @@
               <w:bottom w:val="single" w:sz="1" w:space="0" w:color="CCCCCC"/>
               <w:right w:val="single" w:sz="1" w:space="0" w:color="CCCCCC"/>
             </w:tcBorders>
-            <w:shd w:val="clear" w:color="auto" w:fill="D7F0D7"/>
             <w:tcMar>
               <w:top w:w="100" w:type="dxa"/>
               <w:left w:w="150" w:type="dxa"/>
@@ -1944,7 +1769,6 @@
               <w:bottom w:val="single" w:sz="1" w:space="0" w:color="CCCCCC"/>
               <w:right w:val="single" w:sz="1" w:space="0" w:color="CCCCCC"/>
             </w:tcBorders>
-            <w:shd w:val="clear" w:color="auto" w:fill="D7F0D7"/>
             <w:tcMar>
               <w:top w:w="100" w:type="dxa"/>
               <w:left w:w="150" w:type="dxa"/>
@@ -1971,12 +1795,6 @@
         </w:tc>
       </w:tr>
       <w:tr>
-        <w:tblPrEx>
-          <w:tblCellMar>
-            <w:top w:w="0" w:type="dxa"/>
-            <w:bottom w:w="0" w:type="dxa"/>
-          </w:tblCellMar>
-        </w:tblPrEx>
         <w:tc>
           <w:tcPr>
             <w:tcW w:w="2000" w:type="dxa"/>
@@ -1986,7 +1804,6 @@
               <w:bottom w:val="single" w:sz="1" w:space="0" w:color="CCCCCC"/>
               <w:right w:val="single" w:sz="1" w:space="0" w:color="CCCCCC"/>
             </w:tcBorders>
-            <w:shd w:val="clear" w:color="auto" w:fill="D7F0D7"/>
             <w:tcMar>
               <w:top w:w="100" w:type="dxa"/>
               <w:left w:w="150" w:type="dxa"/>
@@ -2045,7 +1862,6 @@
               <w:bottom w:val="single" w:sz="1" w:space="0" w:color="CCCCCC"/>
               <w:right w:val="single" w:sz="1" w:space="0" w:color="CCCCCC"/>
             </w:tcBorders>
-            <w:shd w:val="clear" w:color="auto" w:fill="FFF2CC"/>
             <w:tcMar>
               <w:top w:w="100" w:type="dxa"/>
               <w:left w:w="150" w:type="dxa"/>
@@ -2072,12 +1888,6 @@
         </w:tc>
       </w:tr>
       <w:tr>
-        <w:tblPrEx>
-          <w:tblCellMar>
-            <w:top w:w="0" w:type="dxa"/>
-            <w:bottom w:w="0" w:type="dxa"/>
-          </w:tblCellMar>
-        </w:tblPrEx>
         <w:tc>
           <w:tcPr>
             <w:tcW w:w="2000" w:type="dxa"/>
@@ -2087,7 +1897,6 @@
               <w:bottom w:val="single" w:sz="1" w:space="0" w:color="CCCCCC"/>
               <w:right w:val="single" w:sz="1" w:space="0" w:color="CCCCCC"/>
             </w:tcBorders>
-            <w:shd w:val="clear" w:color="auto" w:fill="D7F0D7"/>
             <w:tcMar>
               <w:top w:w="100" w:type="dxa"/>
               <w:left w:w="150" w:type="dxa"/>
@@ -2123,7 +1932,6 @@
               <w:bottom w:val="single" w:sz="1" w:space="0" w:color="CCCCCC"/>
               <w:right w:val="single" w:sz="1" w:space="0" w:color="CCCCCC"/>
             </w:tcBorders>
-            <w:shd w:val="clear" w:color="auto" w:fill="FFD7D7"/>
             <w:tcMar>
               <w:top w:w="100" w:type="dxa"/>
               <w:left w:w="150" w:type="dxa"/>
@@ -2150,12 +1958,6 @@
         </w:tc>
       </w:tr>
       <w:tr>
-        <w:tblPrEx>
-          <w:tblCellMar>
-            <w:top w:w="0" w:type="dxa"/>
-            <w:bottom w:w="0" w:type="dxa"/>
-          </w:tblCellMar>
-        </w:tblPrEx>
         <w:tc>
           <w:tcPr>
             <w:tcW w:w="2000" w:type="dxa"/>
@@ -2165,7 +1967,6 @@
               <w:bottom w:val="single" w:sz="1" w:space="0" w:color="CCCCCC"/>
               <w:right w:val="single" w:sz="1" w:space="0" w:color="CCCCCC"/>
             </w:tcBorders>
-            <w:shd w:val="clear" w:color="auto" w:fill="D7F0D7"/>
             <w:tcMar>
               <w:top w:w="100" w:type="dxa"/>
               <w:left w:w="150" w:type="dxa"/>
@@ -2201,7 +2002,6 @@
               <w:bottom w:val="single" w:sz="1" w:space="0" w:color="CCCCCC"/>
               <w:right w:val="single" w:sz="1" w:space="0" w:color="CCCCCC"/>
             </w:tcBorders>
-            <w:shd w:val="clear" w:color="auto" w:fill="F0FFF0"/>
             <w:tcMar>
               <w:top w:w="100" w:type="dxa"/>
               <w:left w:w="150" w:type="dxa"/>
@@ -2248,7 +2048,6 @@
           <w:rFonts w:ascii="Times New Roman" w:hAnsi="Times New Roman" w:cs="Times New Roman"/>
           <w:b/>
           <w:bCs/>
-          <w:color w:val="1F2D3D"/>
           <w:sz w:val="26"/>
           <w:szCs w:val="26"/>
         </w:rPr>
@@ -2277,12 +2076,6 @@
         <w:gridCol w:w="7360"/>
       </w:tblGrid>
       <w:tr>
-        <w:tblPrEx>
-          <w:tblCellMar>
-            <w:top w:w="0" w:type="dxa"/>
-            <w:bottom w:w="0" w:type="dxa"/>
-          </w:tblCellMar>
-        </w:tblPrEx>
         <w:tc>
           <w:tcPr>
             <w:tcW w:w="2000" w:type="dxa"/>
@@ -2292,7 +2085,6 @@
               <w:bottom w:val="single" w:sz="1" w:space="0" w:color="AAAAAA"/>
               <w:right w:val="single" w:sz="1" w:space="0" w:color="AAAAAA"/>
             </w:tcBorders>
-            <w:shd w:val="clear" w:color="auto" w:fill="1F2D3D"/>
             <w:tcMar>
               <w:top w:w="100" w:type="dxa"/>
               <w:left w:w="150" w:type="dxa"/>
@@ -2313,7 +2105,6 @@
                 <w:rFonts w:ascii="Times New Roman" w:hAnsi="Times New Roman" w:cs="Times New Roman"/>
                 <w:b/>
                 <w:bCs/>
-                <w:color w:val="FFFFFF"/>
                 <w:sz w:val="20"/>
                 <w:szCs w:val="20"/>
               </w:rPr>
@@ -2330,7 +2121,6 @@
               <w:bottom w:val="single" w:sz="1" w:space="0" w:color="AAAAAA"/>
               <w:right w:val="single" w:sz="1" w:space="0" w:color="AAAAAA"/>
             </w:tcBorders>
-            <w:shd w:val="clear" w:color="auto" w:fill="1F2D3D"/>
             <w:tcMar>
               <w:top w:w="100" w:type="dxa"/>
               <w:left w:w="150" w:type="dxa"/>
@@ -2351,7 +2141,6 @@
                 <w:rFonts w:ascii="Times New Roman" w:hAnsi="Times New Roman" w:cs="Times New Roman"/>
                 <w:b/>
                 <w:bCs/>
-                <w:color w:val="FFFFFF"/>
                 <w:sz w:val="20"/>
                 <w:szCs w:val="20"/>
               </w:rPr>
@@ -2361,12 +2150,6 @@
         </w:tc>
       </w:tr>
       <w:tr>
-        <w:tblPrEx>
-          <w:tblCellMar>
-            <w:top w:w="0" w:type="dxa"/>
-            <w:bottom w:w="0" w:type="dxa"/>
-          </w:tblCellMar>
-        </w:tblPrEx>
         <w:tc>
           <w:tcPr>
             <w:tcW w:w="2000" w:type="dxa"/>
@@ -2376,7 +2159,6 @@
               <w:bottom w:val="single" w:sz="1" w:space="0" w:color="CCCCCC"/>
               <w:right w:val="single" w:sz="1" w:space="0" w:color="CCCCCC"/>
             </w:tcBorders>
-            <w:shd w:val="clear" w:color="auto" w:fill="D7F0D7"/>
             <w:tcMar>
               <w:top w:w="100" w:type="dxa"/>
               <w:left w:w="150" w:type="dxa"/>
@@ -2412,7 +2194,6 @@
               <w:bottom w:val="single" w:sz="1" w:space="0" w:color="CCCCCC"/>
               <w:right w:val="single" w:sz="1" w:space="0" w:color="CCCCCC"/>
             </w:tcBorders>
-            <w:shd w:val="clear" w:color="auto" w:fill="007700"/>
             <w:tcMar>
               <w:top w:w="100" w:type="dxa"/>
               <w:left w:w="150" w:type="dxa"/>
@@ -2433,7 +2214,6 @@
                 <w:rFonts w:ascii="Times New Roman" w:hAnsi="Times New Roman" w:cs="Times New Roman"/>
                 <w:b/>
                 <w:bCs/>
-                <w:color w:val="FFFFFF"/>
               </w:rPr>
               <w:t>4 out of 5</w:t>
             </w:r>
@@ -2441,12 +2221,6 @@
         </w:tc>
       </w:tr>
       <w:tr>
-        <w:tblPrEx>
-          <w:tblCellMar>
-            <w:top w:w="0" w:type="dxa"/>
-            <w:bottom w:w="0" w:type="dxa"/>
-          </w:tblCellMar>
-        </w:tblPrEx>
         <w:tc>
           <w:tcPr>
             <w:tcW w:w="2000" w:type="dxa"/>
@@ -2456,7 +2230,6 @@
               <w:bottom w:val="single" w:sz="1" w:space="0" w:color="CCCCCC"/>
               <w:right w:val="single" w:sz="1" w:space="0" w:color="CCCCCC"/>
             </w:tcBorders>
-            <w:shd w:val="clear" w:color="auto" w:fill="D7F0D7"/>
             <w:tcMar>
               <w:top w:w="100" w:type="dxa"/>
               <w:left w:w="150" w:type="dxa"/>
@@ -2492,7 +2265,6 @@
               <w:bottom w:val="single" w:sz="1" w:space="0" w:color="CCCCCC"/>
               <w:right w:val="single" w:sz="1" w:space="0" w:color="CCCCCC"/>
             </w:tcBorders>
-            <w:shd w:val="clear" w:color="auto" w:fill="007700"/>
             <w:tcMar>
               <w:top w:w="100" w:type="dxa"/>
               <w:left w:w="150" w:type="dxa"/>
@@ -2513,7 +2285,6 @@
                 <w:rFonts w:ascii="Times New Roman" w:hAnsi="Times New Roman" w:cs="Times New Roman"/>
                 <w:b/>
                 <w:bCs/>
-                <w:color w:val="FFFFFF"/>
               </w:rPr>
               <w:t>5 out of 5</w:t>
             </w:r>
@@ -2521,12 +2292,6 @@
         </w:tc>
       </w:tr>
       <w:tr>
-        <w:tblPrEx>
-          <w:tblCellMar>
-            <w:top w:w="0" w:type="dxa"/>
-            <w:bottom w:w="0" w:type="dxa"/>
-          </w:tblCellMar>
-        </w:tblPrEx>
         <w:tc>
           <w:tcPr>
             <w:tcW w:w="2000" w:type="dxa"/>
@@ -2536,7 +2301,6 @@
               <w:bottom w:val="single" w:sz="1" w:space="0" w:color="CCCCCC"/>
               <w:right w:val="single" w:sz="1" w:space="0" w:color="CCCCCC"/>
             </w:tcBorders>
-            <w:shd w:val="clear" w:color="auto" w:fill="D7F0D7"/>
             <w:tcMar>
               <w:top w:w="100" w:type="dxa"/>
               <w:left w:w="150" w:type="dxa"/>
@@ -2572,7 +2336,6 @@
               <w:bottom w:val="single" w:sz="1" w:space="0" w:color="CCCCCC"/>
               <w:right w:val="single" w:sz="1" w:space="0" w:color="CCCCCC"/>
             </w:tcBorders>
-            <w:shd w:val="clear" w:color="auto" w:fill="005500"/>
             <w:tcMar>
               <w:top w:w="100" w:type="dxa"/>
               <w:left w:w="150" w:type="dxa"/>
@@ -2593,7 +2356,6 @@
                 <w:rFonts w:ascii="Times New Roman" w:hAnsi="Times New Roman" w:cs="Times New Roman"/>
                 <w:b/>
                 <w:bCs/>
-                <w:color w:val="FFFFFF"/>
               </w:rPr>
               <w:t>20 — HIGH OPPORTUNITY</w:t>
             </w:r>
@@ -2601,12 +2363,6 @@
         </w:tc>
       </w:tr>
       <w:tr>
-        <w:tblPrEx>
-          <w:tblCellMar>
-            <w:top w:w="0" w:type="dxa"/>
-            <w:bottom w:w="0" w:type="dxa"/>
-          </w:tblCellMar>
-        </w:tblPrEx>
         <w:tc>
           <w:tcPr>
             <w:tcW w:w="2000" w:type="dxa"/>
@@ -2616,7 +2372,6 @@
               <w:bottom w:val="single" w:sz="1" w:space="0" w:color="CCCCCC"/>
               <w:right w:val="single" w:sz="1" w:space="0" w:color="CCCCCC"/>
             </w:tcBorders>
-            <w:shd w:val="clear" w:color="auto" w:fill="D7F0D7"/>
             <w:tcMar>
               <w:top w:w="100" w:type="dxa"/>
               <w:left w:w="150" w:type="dxa"/>
@@ -2652,7 +2407,6 @@
               <w:bottom w:val="single" w:sz="1" w:space="0" w:color="CCCCCC"/>
               <w:right w:val="single" w:sz="1" w:space="0" w:color="CCCCCC"/>
             </w:tcBorders>
-            <w:shd w:val="clear" w:color="auto" w:fill="F0FFF0"/>
             <w:tcMar>
               <w:top w:w="100" w:type="dxa"/>
               <w:left w:w="150" w:type="dxa"/>
@@ -2787,12 +2541,6 @@
         </w:tc>
       </w:tr>
       <w:tr>
-        <w:tblPrEx>
-          <w:tblCellMar>
-            <w:top w:w="0" w:type="dxa"/>
-            <w:bottom w:w="0" w:type="dxa"/>
-          </w:tblCellMar>
-        </w:tblPrEx>
         <w:tc>
           <w:tcPr>
             <w:tcW w:w="2000" w:type="dxa"/>
@@ -2802,7 +2550,6 @@
               <w:bottom w:val="single" w:sz="1" w:space="0" w:color="CCCCCC"/>
               <w:right w:val="single" w:sz="1" w:space="0" w:color="CCCCCC"/>
             </w:tcBorders>
-            <w:shd w:val="clear" w:color="auto" w:fill="D7F0D7"/>
             <w:tcMar>
               <w:top w:w="100" w:type="dxa"/>
               <w:left w:w="150" w:type="dxa"/>
@@ -2838,7 +2585,6 @@
               <w:bottom w:val="single" w:sz="1" w:space="0" w:color="CCCCCC"/>
               <w:right w:val="single" w:sz="1" w:space="0" w:color="CCCCCC"/>
             </w:tcBorders>
-            <w:shd w:val="clear" w:color="auto" w:fill="F0FFF0"/>
             <w:tcMar>
               <w:top w:w="100" w:type="dxa"/>
               <w:left w:w="150" w:type="dxa"/>
@@ -2865,12 +2611,6 @@
         </w:tc>
       </w:tr>
       <w:tr>
-        <w:tblPrEx>
-          <w:tblCellMar>
-            <w:top w:w="0" w:type="dxa"/>
-            <w:bottom w:w="0" w:type="dxa"/>
-          </w:tblCellMar>
-        </w:tblPrEx>
         <w:tc>
           <w:tcPr>
             <w:tcW w:w="2000" w:type="dxa"/>
@@ -2880,7 +2620,6 @@
               <w:bottom w:val="single" w:sz="1" w:space="0" w:color="CCCCCC"/>
               <w:right w:val="single" w:sz="1" w:space="0" w:color="CCCCCC"/>
             </w:tcBorders>
-            <w:shd w:val="clear" w:color="auto" w:fill="D7F0D7"/>
             <w:tcMar>
               <w:top w:w="100" w:type="dxa"/>
               <w:left w:w="150" w:type="dxa"/>
@@ -2916,7 +2655,6 @@
               <w:bottom w:val="single" w:sz="1" w:space="0" w:color="CCCCCC"/>
               <w:right w:val="single" w:sz="1" w:space="0" w:color="CCCCCC"/>
             </w:tcBorders>
-            <w:shd w:val="clear" w:color="auto" w:fill="F0FFF0"/>
             <w:tcMar>
               <w:top w:w="100" w:type="dxa"/>
               <w:left w:w="150" w:type="dxa"/>
